--- a/kompas_ai_plugin/docs/KOMPAS-AI_Руководство.docx
+++ b/kompas_ai_plugin/docs/KOMPAS-AI_Руководство.docx
@@ -1767,6 +1767,131 @@
     </w:p>
     <w:p>
       <w:pPr>
+        <w:spacing w:after="120" w:line="300"/>
+      </w:pPr>
+      <w:r>
+        <w:rPr>
+          <w:rFonts w:ascii="Calibri" w:cs="Calibri" w:eastAsia="Calibri" w:hAnsi="Calibri"/>
+          <w:sz w:val="22"/>
+          <w:szCs w:val="22"/>
+        </w:rPr>
+        <w:t xml:space="preserve">PDF из AutoCAD и похожих программ рисуют линии иначе, чем КОМПАС. Программа приводит их к обычному виду сама:</w:t>
+      </w:r>
+    </w:p>
+    <w:p>
+      <w:pPr>
+        <w:pStyle w:val="ListParagraph"/>
+        <w:numPr>
+          <w:ilvl w:val="0"/>
+          <w:numId w:val="2"/>
+        </w:numPr>
+        <w:spacing w:after="60" w:line="288"/>
+      </w:pPr>
+      <w:r>
+        <w:rPr>
+          <w:rFonts w:ascii="Calibri" w:cs="Calibri" w:eastAsia="Calibri" w:hAnsi="Calibri"/>
+          <w:b/>
+          <w:bCs/>
+          <w:sz w:val="22"/>
+          <w:szCs w:val="22"/>
+        </w:rPr>
+        <w:t xml:space="preserve">Линия — залитая полоса</w:t>
+      </w:r>
+      <w:r>
+        <w:rPr>
+          <w:rFonts w:ascii="Calibri" w:cs="Calibri" w:eastAsia="Calibri" w:hAnsi="Calibri"/>
+          <w:sz w:val="22"/>
+          <w:szCs w:val="22"/>
+        </w:rPr>
+        <w:t xml:space="preserve"> (полилиния с шириной, печать весов линий): полоса заменяется одной линией её толщины.</w:t>
+      </w:r>
+    </w:p>
+    <w:p>
+      <w:pPr>
+        <w:pStyle w:val="ListParagraph"/>
+        <w:numPr>
+          <w:ilvl w:val="0"/>
+          <w:numId w:val="2"/>
+        </w:numPr>
+        <w:spacing w:after="60" w:line="288"/>
+      </w:pPr>
+      <w:r>
+        <w:rPr>
+          <w:rFonts w:ascii="Calibri" w:cs="Calibri" w:eastAsia="Calibri" w:hAnsi="Calibri"/>
+          <w:b/>
+          <w:bCs/>
+          <w:sz w:val="22"/>
+          <w:szCs w:val="22"/>
+        </w:rPr>
+        <w:t xml:space="preserve">Линия — контур полосы или пучок тонких линий</w:t>
+      </w:r>
+      <w:r>
+        <w:rPr>
+          <w:rFonts w:ascii="Calibri" w:cs="Calibri" w:eastAsia="Calibri" w:hAnsi="Calibri"/>
+          <w:sz w:val="22"/>
+          <w:szCs w:val="22"/>
+        </w:rPr>
+        <w:t xml:space="preserve">: параллельные края сливаются в одну линию по центру.</w:t>
+      </w:r>
+    </w:p>
+    <w:p>
+      <w:pPr>
+        <w:pStyle w:val="ListParagraph"/>
+        <w:numPr>
+          <w:ilvl w:val="0"/>
+          <w:numId w:val="2"/>
+        </w:numPr>
+        <w:spacing w:after="60" w:line="288"/>
+      </w:pPr>
+      <w:r>
+        <w:rPr>
+          <w:rFonts w:ascii="Calibri" w:cs="Calibri" w:eastAsia="Calibri" w:hAnsi="Calibri"/>
+          <w:b/>
+          <w:bCs/>
+          <w:sz w:val="22"/>
+          <w:szCs w:val="22"/>
+        </w:rPr>
+        <w:t xml:space="preserve">Все линии одной толщины</w:t>
+      </w:r>
+      <w:r>
+        <w:rPr>
+          <w:rFonts w:ascii="Calibri" w:cs="Calibri" w:eastAsia="Calibri" w:hAnsi="Calibri"/>
+          <w:sz w:val="22"/>
+          <w:szCs w:val="22"/>
+        </w:rPr>
+        <w:t xml:space="preserve"> (печать без весов линий): основные и тонкие линии определяются по назначению — размерные и выносные (по стрелкам), штриховые и штрихпунктирные (по разрывам), штриховка (параллельные линии с равным шагом), центровые (через центр окружности). Остальное — контур. В журнале будет предупреждение — проверьте контур.</w:t>
+      </w:r>
+    </w:p>
+    <w:p>
+      <w:pPr>
+        <w:pStyle w:val="ListParagraph"/>
+        <w:numPr>
+          <w:ilvl w:val="0"/>
+          <w:numId w:val="2"/>
+        </w:numPr>
+        <w:spacing w:after="60" w:line="288"/>
+      </w:pPr>
+      <w:r>
+        <w:rPr>
+          <w:rFonts w:ascii="Calibri" w:cs="Calibri" w:eastAsia="Calibri" w:hAnsi="Calibri"/>
+          <w:b/>
+          <w:bCs/>
+          <w:sz w:val="22"/>
+          <w:szCs w:val="22"/>
+        </w:rPr>
+        <w:t xml:space="preserve">Дуги из хорд и линии из кусков</w:t>
+      </w:r>
+      <w:r>
+        <w:rPr>
+          <w:rFonts w:ascii="Calibri" w:cs="Calibri" w:eastAsia="Calibri" w:hAnsi="Calibri"/>
+          <w:sz w:val="22"/>
+          <w:szCs w:val="22"/>
+        </w:rPr>
+        <w:t xml:space="preserve"> собираются в дуги и цельные отрезки.</w:t>
+      </w:r>
+    </w:p>
+    <w:p>
+      <w:pPr>
         <w:pStyle w:val="Heading2"/>
         <w:spacing w:after="120" w:before="240"/>
       </w:pPr>
@@ -4157,7 +4282,7 @@
           <w:sz w:val="22"/>
           <w:szCs w:val="22"/>
         </w:rPr>
-        <w:t xml:space="preserve">На листе появятся виды спереди, сверху, слева и изометрия, связанные с моделью; невидимые линии — штриховые.</w:t>
+        <w:t xml:space="preserve">КОМПАС сохраняет деталь во временный файл STL (сетка треугольников), и программа сама строит по ней виды: главный, сверху, слева и изометрию. Видимые рёбра и очерки цилиндров — основной линией, невидимые — штриховой, у тел вращения — осевая линия (вид сверху для них не строится — он совпадает с главным), у отверстий — центровые линии.</w:t>
       </w:r>
     </w:p>
     <w:p>
@@ -4175,6 +4300,24 @@
           <w:sz w:val="22"/>
           <w:szCs w:val="22"/>
         </w:rPr>
+        <w:t xml:space="preserve">Виды рисуются обычными отрезками, дугами и окружностями — так же, как чертёж из PDF, поэтому лист не бывает пустым. Эти виды не связаны с моделью: изменили деталь — постройте чертёж заново.</w:t>
+      </w:r>
+    </w:p>
+    <w:p>
+      <w:pPr>
+        <w:pStyle w:val="ListParagraph"/>
+        <w:numPr>
+          <w:ilvl w:val="0"/>
+          <w:numId w:val="3"/>
+        </w:numPr>
+        <w:spacing w:after="60" w:line="288"/>
+      </w:pPr>
+      <w:r>
+        <w:rPr>
+          <w:rFonts w:ascii="Calibri" w:cs="Calibri" w:eastAsia="Calibri" w:hAnsi="Calibri"/>
+          <w:sz w:val="22"/>
+          <w:szCs w:val="22"/>
+        </w:rPr>
         <w:t xml:space="preserve">Размеры на эти виды ставятся в КОМПАС (команда «Авторазмер» или вручную).</w:t>
       </w:r>
     </w:p>
@@ -4195,15 +4338,15 @@
           <w:sz w:val="22"/>
           <w:szCs w:val="22"/>
         </w:rPr>
-        <w:t xml:space="preserve">Если лист пустой. </w:t>
-      </w:r>
-      <w:r>
-        <w:rPr>
-          <w:rFonts w:ascii="Calibri" w:cs="Calibri" w:eastAsia="Calibri" w:hAnsi="Calibri"/>
-          <w:sz w:val="22"/>
-          <w:szCs w:val="22"/>
-        </w:rPr>
-        <w:t xml:space="preserve">В журнале у каждого вида написано, создан ли он и каким способом. Пришлите разработчику файл журнала (кнопка «Папка журналов») и отчёт «Проверить КОМПАС» — по ним видно, что ответил КОМПАС.</w:t>
+        <w:t xml:space="preserve">Если КОМПАС не сохранил STL. </w:t>
+      </w:r>
+      <w:r>
+        <w:rPr>
+          <w:rFonts w:ascii="Calibri" w:cs="Calibri" w:eastAsia="Calibri" w:hAnsi="Calibri"/>
+          <w:sz w:val="22"/>
+          <w:szCs w:val="22"/>
+        </w:rPr>
+        <w:t xml:space="preserve">Тогда программа пробует виды, связанные с моделью (средствами КОМПАС). Если и они пустые — пришлите журнал (кнопка «Папка журналов») и отчёт «Проверить КОМПАС»: в журнале записано, какие способы пробовались и что ответил КОМПАС.</w:t>
       </w:r>
     </w:p>
     <w:p>

--- a/kompas_ai_plugin/docs/KOMPAS-AI_Руководство.docx
+++ b/kompas_ai_plugin/docs/KOMPAS-AI_Руководство.docx
@@ -3370,6 +3370,125 @@
           <w:szCs w:val="22"/>
         </w:rPr>
         <w:t xml:space="preserve">Размеры, которые не удалось выдержать, показаны отдельно — карточками в виде «Мастер» и списком в виде «Инженер». У каждой карточки три действия: «По линиям» (принять намеренное значение), «Своё число…» (открыть таблицу на этом размере) и «Показать» (найти размер на листе).</w:t>
+      </w:r>
+    </w:p>
+    <w:p>
+      <w:pPr>
+        <w:pStyle w:val="Heading2"/>
+        <w:spacing w:after="120" w:before="240"/>
+      </w:pPr>
+      <w:r>
+        <w:rPr>
+          <w:rFonts w:ascii="Calibri" w:cs="Calibri" w:eastAsia="Calibri" w:hAnsi="Calibri"/>
+        </w:rPr>
+        <w:t xml:space="preserve">7.2. Размеры без размерной линии</w:t>
+      </w:r>
+    </w:p>
+    <w:p>
+      <w:pPr>
+        <w:spacing w:after="120" w:line="300"/>
+      </w:pPr>
+      <w:r>
+        <w:rPr>
+          <w:rFonts w:ascii="Calibri" w:cs="Calibri" w:eastAsia="Calibri" w:hAnsi="Calibri"/>
+          <w:sz w:val="22"/>
+          <w:szCs w:val="22"/>
+        </w:rPr>
+        <w:t xml:space="preserve">Иногда число размера на чертеже есть, а его размерную линию программа не нашла (например, в PDF из AutoCAD). Раньше такое число оставалось просто текстом и размер молча не выдерживался. Теперь программа спрашивает о каждом таком числе:</w:t>
+      </w:r>
+    </w:p>
+    <w:p>
+      <w:pPr>
+        <w:pStyle w:val="ListParagraph"/>
+        <w:numPr>
+          <w:ilvl w:val="0"/>
+          <w:numId w:val="2"/>
+        </w:numPr>
+        <w:spacing w:after="60" w:line="288"/>
+      </w:pPr>
+      <w:r>
+        <w:rPr>
+          <w:rFonts w:ascii="Calibri" w:cs="Calibri" w:eastAsia="Calibri" w:hAnsi="Calibri"/>
+          <w:b/>
+          <w:bCs/>
+          <w:sz w:val="22"/>
+          <w:szCs w:val="22"/>
+        </w:rPr>
+        <w:t xml:space="preserve">В «Вопросах перед построением»</w:t>
+      </w:r>
+      <w:r>
+        <w:rPr>
+          <w:rFonts w:ascii="Calibri" w:cs="Calibri" w:eastAsia="Calibri" w:hAnsi="Calibri"/>
+          <w:sz w:val="22"/>
+          <w:szCs w:val="22"/>
+        </w:rPr>
+        <w:t xml:space="preserve"> — карточка «Ø23-0,2 — размер без размерной линии» с подходящими вариантами: окружность или дуга нужного диаметра, две параллельные линии на нужном расстоянии, линия нужной длины (сначала те, что совпадают по размеру и ближе к числу). Кнопка варианта привязывает размер, «Это текст» — оставляет надпись, «Другое…» открывает таблицу со всеми вариантами.</w:t>
+      </w:r>
+    </w:p>
+    <w:p>
+      <w:pPr>
+        <w:pStyle w:val="ListParagraph"/>
+        <w:numPr>
+          <w:ilvl w:val="0"/>
+          <w:numId w:val="2"/>
+        </w:numPr>
+        <w:spacing w:after="60" w:line="288"/>
+      </w:pPr>
+      <w:r>
+        <w:rPr>
+          <w:rFonts w:ascii="Calibri" w:cs="Calibri" w:eastAsia="Calibri" w:hAnsi="Calibri"/>
+          <w:b/>
+          <w:bCs/>
+          <w:sz w:val="22"/>
+          <w:szCs w:val="22"/>
+        </w:rPr>
+        <w:t xml:space="preserve">В таблице «Все размеры…»</w:t>
+      </w:r>
+      <w:r>
+        <w:rPr>
+          <w:rFonts w:ascii="Calibri" w:cs="Calibri" w:eastAsia="Calibri" w:hAnsi="Calibri"/>
+          <w:sz w:val="22"/>
+          <w:szCs w:val="22"/>
+        </w:rPr>
+        <w:t xml:space="preserve"> — такие числа идут в конце таблицы со списком вариантов в столбце «Значение».</w:t>
+      </w:r>
+    </w:p>
+    <w:p>
+      <w:pPr>
+        <w:spacing w:after="120" w:line="300"/>
+      </w:pPr>
+      <w:r>
+        <w:rPr>
+          <w:rFonts w:ascii="Calibri" w:cs="Calibri" w:eastAsia="Calibri" w:hAnsi="Calibri"/>
+          <w:sz w:val="22"/>
+          <w:szCs w:val="22"/>
+        </w:rPr>
+        <w:t xml:space="preserve">После выбора чертёж распознаётся заново: из числа получается настоящий размер, и контур подгоняется под него, как под любой другой размер.</w:t>
+      </w:r>
+    </w:p>
+    <w:p>
+      <w:pPr>
+        <w:pStyle w:val="Heading2"/>
+        <w:spacing w:after="120" w:before="240"/>
+      </w:pPr>
+      <w:r>
+        <w:rPr>
+          <w:rFonts w:ascii="Calibri" w:cs="Calibri" w:eastAsia="Calibri" w:hAnsi="Calibri"/>
+        </w:rPr>
+        <w:t xml:space="preserve">7.3. Щелчок по размеру на листе</w:t>
+      </w:r>
+    </w:p>
+    <w:p>
+      <w:pPr>
+        <w:spacing w:after="120" w:line="300"/>
+      </w:pPr>
+      <w:r>
+        <w:rPr>
+          <w:rFonts w:ascii="Calibri" w:cs="Calibri" w:eastAsia="Calibri" w:hAnsi="Calibri"/>
+          <w:sz w:val="22"/>
+          <w:szCs w:val="22"/>
+        </w:rPr>
+        <w:t xml:space="preserve">На картинке листа можно просто щёлкнуть по числу размера (или по числу без размерной линии) — откроется таблица «Уточнить размеры» на этой строке. Перетаскивание листа и колесо мыши работают как раньше.</w:t>
       </w:r>
     </w:p>
     <w:p>

--- a/kompas_ai_plugin/docs/KOMPAS-AI_Руководство.docx
+++ b/kompas_ai_plugin/docs/KOMPAS-AI_Руководство.docx
@@ -1892,6 +1892,90 @@
     </w:p>
     <w:p>
       <w:pPr>
+        <w:pStyle w:val="ListParagraph"/>
+        <w:numPr>
+          <w:ilvl w:val="0"/>
+          <w:numId w:val="2"/>
+        </w:numPr>
+        <w:spacing w:after="60" w:line="288"/>
+      </w:pPr>
+      <w:r>
+        <w:rPr>
+          <w:rFonts w:ascii="Calibri" w:cs="Calibri" w:eastAsia="Calibri" w:hAnsi="Calibri"/>
+          <w:b/>
+          <w:bCs/>
+          <w:sz w:val="22"/>
+          <w:szCs w:val="22"/>
+        </w:rPr>
+        <w:t xml:space="preserve">Ось сплошной линией</w:t>
+      </w:r>
+      <w:r>
+        <w:rPr>
+          <w:rFonts w:ascii="Calibri" w:cs="Calibri" w:eastAsia="Calibri" w:hAnsi="Calibri"/>
+          <w:sz w:val="22"/>
+          <w:szCs w:val="22"/>
+        </w:rPr>
+        <w:t xml:space="preserve"> — находится по симметрии контура; короткие «ступенчатые» стрелки AutoCAD распознаются.</w:t>
+      </w:r>
+    </w:p>
+    <w:p>
+      <w:pPr>
+        <w:pStyle w:val="ListParagraph"/>
+        <w:numPr>
+          <w:ilvl w:val="0"/>
+          <w:numId w:val="2"/>
+        </w:numPr>
+        <w:spacing w:after="60" w:line="288"/>
+      </w:pPr>
+      <w:r>
+        <w:rPr>
+          <w:rFonts w:ascii="Calibri" w:cs="Calibri" w:eastAsia="Calibri" w:hAnsi="Calibri"/>
+          <w:b/>
+          <w:bCs/>
+          <w:sz w:val="22"/>
+          <w:szCs w:val="22"/>
+        </w:rPr>
+        <w:t xml:space="preserve">Эскиз без рамки</w:t>
+      </w:r>
+      <w:r>
+        <w:rPr>
+          <w:rFonts w:ascii="Calibri" w:cs="Calibri" w:eastAsia="Calibri" w:hAnsi="Calibri"/>
+          <w:sz w:val="22"/>
+          <w:szCs w:val="22"/>
+        </w:rPr>
+        <w:t xml:space="preserve"> (эскиз операции, вырезка из листа) ставится в середину листа подходящего формата. Если текст на нём мельче 2,5 мм, чертёж увеличивается (2:1, 2,5:1 или 4:1), чтобы размеры КОМПАС (3,5 мм) не налезали друг на друга.</w:t>
+      </w:r>
+    </w:p>
+    <w:p>
+      <w:pPr>
+        <w:pStyle w:val="ListParagraph"/>
+        <w:numPr>
+          <w:ilvl w:val="0"/>
+          <w:numId w:val="2"/>
+        </w:numPr>
+        <w:spacing w:after="60" w:line="288"/>
+      </w:pPr>
+      <w:r>
+        <w:rPr>
+          <w:rFonts w:ascii="Calibri" w:cs="Calibri" w:eastAsia="Calibri" w:hAnsi="Calibri"/>
+          <w:b/>
+          <w:bCs/>
+          <w:sz w:val="22"/>
+          <w:szCs w:val="22"/>
+        </w:rPr>
+        <w:t xml:space="preserve">Отверстие в незаштрихованном виде</w:t>
+      </w:r>
+      <w:r>
+        <w:rPr>
+          <w:rFonts w:ascii="Calibri" w:cs="Calibri" w:eastAsia="Calibri" w:hAnsi="Calibri"/>
+          <w:sz w:val="22"/>
+          <w:szCs w:val="22"/>
+        </w:rPr>
+        <w:t xml:space="preserve"> — внутренняя область с конусом от сверла на оси считается отверстием, а не материалом модели.</w:t>
+      </w:r>
+    </w:p>
+    <w:p>
+      <w:pPr>
         <w:pStyle w:val="Heading2"/>
         <w:spacing w:after="120" w:before="240"/>
       </w:pPr>
@@ -3236,6 +3320,144 @@
           </w:p>
         </w:tc>
       </w:tr>
+      <w:tr>
+        <w:trPr>
+          <w:tblHeader w:val="false"/>
+        </w:trPr>
+        <w:tc>
+          <w:tcPr>
+            <w:tcW w:type="dxa" w:w="2200"/>
+            <w:tcBorders>
+              <w:top w:val="single" w:color="C9D1DC" w:sz="4"/>
+              <w:left w:val="single" w:color="C9D1DC" w:sz="4"/>
+              <w:bottom w:val="single" w:color="C9D1DC" w:sz="4"/>
+              <w:right w:val="single" w:color="C9D1DC" w:sz="4"/>
+            </w:tcBorders>
+            <w:tcMar>
+              <w:top w:type="dxa" w:w="70"/>
+              <w:left w:type="dxa" w:w="110"/>
+              <w:bottom w:type="dxa" w:w="70"/>
+              <w:right w:type="dxa" w:w="110"/>
+            </w:tcMar>
+          </w:tcPr>
+          <w:p>
+            <w:pPr>
+              <w:spacing w:after="0" w:line="264"/>
+            </w:pPr>
+            <w:r>
+              <w:rPr>
+                <w:rFonts w:ascii="Calibri" w:cs="Calibri" w:eastAsia="Calibri" w:hAnsi="Calibri"/>
+                <w:b w:val="false"/>
+                <w:bCs w:val="false"/>
+                <w:sz w:val="20"/>
+                <w:szCs w:val="20"/>
+              </w:rPr>
+              <w:t xml:space="preserve">Допуск</w:t>
+            </w:r>
+          </w:p>
+        </w:tc>
+        <w:tc>
+          <w:tcPr>
+            <w:tcW w:type="dxa" w:w="6800"/>
+            <w:tcBorders>
+              <w:top w:val="single" w:color="C9D1DC" w:sz="4"/>
+              <w:left w:val="single" w:color="C9D1DC" w:sz="4"/>
+              <w:bottom w:val="single" w:color="C9D1DC" w:sz="4"/>
+              <w:right w:val="single" w:color="C9D1DC" w:sz="4"/>
+            </w:tcBorders>
+            <w:tcMar>
+              <w:top w:type="dxa" w:w="70"/>
+              <w:left w:type="dxa" w:w="110"/>
+              <w:bottom w:type="dxa" w:w="70"/>
+              <w:right w:type="dxa" w:w="110"/>
+            </w:tcMar>
+          </w:tcPr>
+          <w:p>
+            <w:pPr>
+              <w:spacing w:after="0" w:line="264"/>
+            </w:pPr>
+            <w:r>
+              <w:rPr>
+                <w:rFonts w:ascii="Calibri" w:cs="Calibri" w:eastAsia="Calibri" w:hAnsi="Calibri"/>
+                <w:b w:val="false"/>
+                <w:bCs w:val="false"/>
+                <w:sz w:val="20"/>
+                <w:szCs w:val="20"/>
+              </w:rPr>
+              <w:t xml:space="preserve">Отклонения или поле допуска: ±0,1; -0,2; +0,3; +0,2/-0,1; h12, H7, js9. Можно изменить — новый допуск попадёт в размер на чертеже КОМПАС</w:t>
+            </w:r>
+          </w:p>
+        </w:tc>
+      </w:tr>
+      <w:tr>
+        <w:trPr>
+          <w:tblHeader w:val="false"/>
+        </w:trPr>
+        <w:tc>
+          <w:tcPr>
+            <w:tcW w:type="dxa" w:w="2200"/>
+            <w:tcBorders>
+              <w:top w:val="single" w:color="C9D1DC" w:sz="4"/>
+              <w:left w:val="single" w:color="C9D1DC" w:sz="4"/>
+              <w:bottom w:val="single" w:color="C9D1DC" w:sz="4"/>
+              <w:right w:val="single" w:color="C9D1DC" w:sz="4"/>
+            </w:tcBorders>
+            <w:tcMar>
+              <w:top w:type="dxa" w:w="70"/>
+              <w:left w:type="dxa" w:w="110"/>
+              <w:bottom w:type="dxa" w:w="70"/>
+              <w:right w:type="dxa" w:w="110"/>
+            </w:tcMar>
+          </w:tcPr>
+          <w:p>
+            <w:pPr>
+              <w:spacing w:after="0" w:line="264"/>
+            </w:pPr>
+            <w:r>
+              <w:rPr>
+                <w:rFonts w:ascii="Calibri" w:cs="Calibri" w:eastAsia="Calibri" w:hAnsi="Calibri"/>
+                <w:b w:val="false"/>
+                <w:bCs w:val="false"/>
+                <w:sz w:val="20"/>
+                <w:szCs w:val="20"/>
+              </w:rPr>
+              <w:t xml:space="preserve">Пределы</w:t>
+            </w:r>
+          </w:p>
+        </w:tc>
+        <w:tc>
+          <w:tcPr>
+            <w:tcW w:type="dxa" w:w="6800"/>
+            <w:tcBorders>
+              <w:top w:val="single" w:color="C9D1DC" w:sz="4"/>
+              <w:left w:val="single" w:color="C9D1DC" w:sz="4"/>
+              <w:bottom w:val="single" w:color="C9D1DC" w:sz="4"/>
+              <w:right w:val="single" w:color="C9D1DC" w:sz="4"/>
+            </w:tcBorders>
+            <w:tcMar>
+              <w:top w:type="dxa" w:w="70"/>
+              <w:left w:type="dxa" w:w="110"/>
+              <w:bottom w:type="dxa" w:w="70"/>
+              <w:right w:type="dxa" w:w="110"/>
+            </w:tcMar>
+          </w:tcPr>
+          <w:p>
+            <w:pPr>
+              <w:spacing w:after="0" w:line="264"/>
+            </w:pPr>
+            <w:r>
+              <w:rPr>
+                <w:rFonts w:ascii="Calibri" w:cs="Calibri" w:eastAsia="Calibri" w:hAnsi="Calibri"/>
+                <w:b w:val="false"/>
+                <w:bCs w:val="false"/>
+                <w:sz w:val="20"/>
+                <w:szCs w:val="20"/>
+              </w:rPr>
+              <w:t xml:space="preserve">Наименьший и наибольший размер (для полей H, h, JS, js — по ГОСТ 25346 / ISO 286). Пересчитываются сразу при вводе</w:t>
+            </w:r>
+          </w:p>
+        </w:tc>
+      </w:tr>
     </w:tbl>
     <w:p>
       <w:pPr>
@@ -3295,6 +3517,34 @@
           <w:sz w:val="22"/>
           <w:szCs w:val="22"/>
         </w:rPr>
+        <w:t xml:space="preserve">Середина допуска</w:t>
+      </w:r>
+      <w:r>
+        <w:rPr>
+          <w:rFonts w:ascii="Calibri" w:cs="Calibri" w:eastAsia="Calibri" w:hAnsi="Calibri"/>
+          <w:sz w:val="22"/>
+          <w:szCs w:val="22"/>
+        </w:rPr>
+        <w:t xml:space="preserve"> — построить выбранные размеры по середине поля допуска (так деталь изготавливают): Ø23-0,2 станет 22,9.</w:t>
+      </w:r>
+    </w:p>
+    <w:p>
+      <w:pPr>
+        <w:pStyle w:val="ListParagraph"/>
+        <w:numPr>
+          <w:ilvl w:val="0"/>
+          <w:numId w:val="2"/>
+        </w:numPr>
+        <w:spacing w:after="60" w:line="288"/>
+      </w:pPr>
+      <w:r>
+        <w:rPr>
+          <w:rFonts w:ascii="Calibri" w:cs="Calibri" w:eastAsia="Calibri" w:hAnsi="Calibri"/>
+          <w:b/>
+          <w:bCs/>
+          <w:sz w:val="22"/>
+          <w:szCs w:val="22"/>
+        </w:rPr>
         <w:t xml:space="preserve">Как на чертеже</w:t>
       </w:r>
       <w:r>
@@ -3303,7 +3553,20 @@
           <w:sz w:val="22"/>
           <w:szCs w:val="22"/>
         </w:rPr>
-        <w:t xml:space="preserve"> — вернуть выбранным размерам числа с чертежа.</w:t>
+        <w:t xml:space="preserve"> — вернуть выбранным размерам числа и допуски с чертежа.</w:t>
+      </w:r>
+    </w:p>
+    <w:p>
+      <w:pPr>
+        <w:spacing w:after="120" w:line="300"/>
+      </w:pPr>
+      <w:r>
+        <w:rPr>
+          <w:rFonts w:ascii="Calibri" w:cs="Calibri" w:eastAsia="Calibri" w:hAnsi="Calibri"/>
+          <w:sz w:val="22"/>
+          <w:szCs w:val="22"/>
+        </w:rPr>
+        <w:t xml:space="preserve">Под таблицей — «Шероховатость поверхностей»: все знаки вида Ra 3,2 или Rz 20 (√) с листа. Значение можно изменить; знак со скобками «(√)» — шероховатость остальных поверхностей. В КОМПАС они переносятся надписями.</w:t>
       </w:r>
     </w:p>
     <w:p>
@@ -4401,7 +4664,7 @@
           <w:sz w:val="22"/>
           <w:szCs w:val="22"/>
         </w:rPr>
-        <w:t xml:space="preserve">КОМПАС сохраняет деталь во временный файл STL (сетка треугольников), и программа сама строит по ней виды: главный, сверху, слева и изометрию. Видимые рёбра и очерки цилиндров — основной линией, невидимые — штриховой, у тел вращения — осевая линия (вид сверху для них не строится — он совпадает с главным), у отверстий — центровые линии.</w:t>
+        <w:t xml:space="preserve">КОМПАС сохраняет деталь во временный файл STL (программа перебирает способы сохранения, которые бывают в разных версиях КОМПАС, и проверяет, что получился именно STL), и программа сама строит по ней виды: главный, сверху, слева и изометрию. Видимые рёбра и очерки цилиндров — основной линией, невидимые — штриховой, у тел вращения — осевая линия (вид сверху для них не строится — он совпадает с главным), у отверстий — центровые линии.</w:t>
       </w:r>
     </w:p>
     <w:p>

--- a/kompas_ai_plugin/docs/KOMPAS-AI_Руководство.docx
+++ b/kompas_ai_plugin/docs/KOMPAS-AI_Руководство.docx
@@ -4729,6 +4729,131 @@
           <w:szCs w:val="22"/>
         </w:rPr>
         <w:t xml:space="preserve">Тогда программа пробует виды, связанные с моделью (средствами КОМПАС). Если и они пустые — пришлите журнал (кнопка «Папка журналов») и отчёт «Проверить КОМПАС»: в журнале записано, какие способы пробовались и что ответил КОМПАС.</w:t>
+      </w:r>
+    </w:p>
+    <w:p>
+      <w:pPr>
+        <w:pStyle w:val="Heading2"/>
+        <w:spacing w:after="120" w:before="240"/>
+      </w:pPr>
+      <w:r>
+        <w:rPr>
+          <w:rFonts w:ascii="Calibri" w:cs="Calibri" w:eastAsia="Calibri" w:hAnsi="Calibri"/>
+        </w:rPr>
+        <w:t xml:space="preserve">12.1. Спросить ИИ</w:t>
+      </w:r>
+    </w:p>
+    <w:p>
+      <w:pPr>
+        <w:spacing w:after="120" w:line="300"/>
+      </w:pPr>
+      <w:r>
+        <w:rPr>
+          <w:rFonts w:ascii="Calibri" w:cs="Calibri" w:eastAsia="Calibri" w:hAnsi="Calibri"/>
+          <w:sz w:val="22"/>
+          <w:szCs w:val="22"/>
+        </w:rPr>
+        <w:t xml:space="preserve">Кнопка «ИИ…» над листом (Ctrl+I) подключает бесплатную локальную модель ИИ через программу Ollama. Модель смотрит на изображение листа и на то, что распознала программа, и подсказывает в спорных местах: к чему относятся размеры без размерной линии (выбирая только из найденных программой вариантов), каким из противоречащих размеров верить, что это за деталь, что ещё стоит проверить. Геометрию по-прежнему строит программа — ИИ только советует.</w:t>
+      </w:r>
+    </w:p>
+    <w:p>
+      <w:pPr>
+        <w:pStyle w:val="ListParagraph"/>
+        <w:numPr>
+          <w:ilvl w:val="0"/>
+          <w:numId w:val="3"/>
+        </w:numPr>
+        <w:spacing w:after="60" w:line="288"/>
+      </w:pPr>
+      <w:r>
+        <w:rPr>
+          <w:rFonts w:ascii="Calibri" w:cs="Calibri" w:eastAsia="Calibri" w:hAnsi="Calibri"/>
+          <w:sz w:val="22"/>
+          <w:szCs w:val="22"/>
+        </w:rPr>
+        <w:t xml:space="preserve">Установите Ollama (ollama.com) и один раз скачайте модель, которая понимает картинки: в командной строке «ollama pull qwen2.5vl:7b» (около 6 ГБ) или на слабом компьютере «ollama pull gemma3:4b» (около 3 ГБ).</w:t>
+      </w:r>
+    </w:p>
+    <w:p>
+      <w:pPr>
+        <w:pStyle w:val="ListParagraph"/>
+        <w:numPr>
+          <w:ilvl w:val="0"/>
+          <w:numId w:val="3"/>
+        </w:numPr>
+        <w:spacing w:after="60" w:line="288"/>
+      </w:pPr>
+      <w:r>
+        <w:rPr>
+          <w:rFonts w:ascii="Calibri" w:cs="Calibri" w:eastAsia="Calibri" w:hAnsi="Calibri"/>
+          <w:sz w:val="22"/>
+          <w:szCs w:val="22"/>
+        </w:rPr>
+        <w:t xml:space="preserve">Откройте чертёж и нажмите «ИИ…». В списке «Модель» выберите скачанную модель (программа сама предложит ту, что видит картинки).</w:t>
+      </w:r>
+    </w:p>
+    <w:p>
+      <w:pPr>
+        <w:pStyle w:val="ListParagraph"/>
+        <w:numPr>
+          <w:ilvl w:val="0"/>
+          <w:numId w:val="3"/>
+        </w:numPr>
+        <w:spacing w:after="60" w:line="288"/>
+      </w:pPr>
+      <w:r>
+        <w:rPr>
+          <w:rFonts w:ascii="Calibri" w:cs="Calibri" w:eastAsia="Calibri" w:hAnsi="Calibri"/>
+          <w:sz w:val="22"/>
+          <w:szCs w:val="22"/>
+        </w:rPr>
+        <w:t xml:space="preserve">Нажмите «Проверить чертёж» и подождите: без видеокарты ответ идёт от 20 секунд до нескольких минут.</w:t>
+      </w:r>
+    </w:p>
+    <w:p>
+      <w:pPr>
+        <w:pStyle w:val="ListParagraph"/>
+        <w:numPr>
+          <w:ilvl w:val="0"/>
+          <w:numId w:val="3"/>
+        </w:numPr>
+        <w:spacing w:after="60" w:line="288"/>
+      </w:pPr>
+      <w:r>
+        <w:rPr>
+          <w:rFonts w:ascii="Calibri" w:cs="Calibri" w:eastAsia="Calibri" w:hAnsi="Calibri"/>
+          <w:sz w:val="22"/>
+          <w:szCs w:val="22"/>
+        </w:rPr>
+        <w:t xml:space="preserve">Снимите галочки с подсказок, с которыми не согласны, и нажмите «Применить отмеченное» — чертёж распознается заново с этими решениями. Внизу окна можно задать и свой вопрос о чертеже.</w:t>
+      </w:r>
+    </w:p>
+    <w:p>
+      <w:pPr>
+        <w:pBdr>
+          <w:left w:val="single" w:color="1F5FAD" w:sz="18" w:space="8"/>
+        </w:pBdr>
+        <w:shd w:fill="EEF3FA" w:color="auto" w:val="clear"/>
+        <w:spacing w:after="160" w:before="120" w:line="288"/>
+        <w:ind w:left="200" w:right="200"/>
+      </w:pPr>
+      <w:r>
+        <w:rPr>
+          <w:rFonts w:ascii="Calibri" w:cs="Calibri" w:eastAsia="Calibri" w:hAnsi="Calibri"/>
+          <w:b/>
+          <w:bCs/>
+          <w:sz w:val="22"/>
+          <w:szCs w:val="22"/>
+        </w:rPr>
+        <w:t xml:space="preserve">Если пишет «Ollama не отвечает». </w:t>
+      </w:r>
+      <w:r>
+        <w:rPr>
+          <w:rFonts w:ascii="Calibri" w:cs="Calibri" w:eastAsia="Calibri" w:hAnsi="Calibri"/>
+          <w:sz w:val="22"/>
+          <w:szCs w:val="22"/>
+        </w:rPr>
+        <w:t xml:space="preserve">Запустите Ollama (значок в трее или команда «ollama serve») и нажмите «Обновить». Адрес по умолчанию — http://localhost:11434.</w:t>
       </w:r>
     </w:p>
     <w:p>

--- a/kompas_ai_plugin/docs/KOMPAS-AI_Руководство.docx
+++ b/kompas_ai_plugin/docs/KOMPAS-AI_Руководство.docx
@@ -4771,7 +4771,7 @@
           <w:sz w:val="22"/>
           <w:szCs w:val="22"/>
         </w:rPr>
-        <w:t xml:space="preserve">Установите Ollama (ollama.com) и один раз скачайте модель, которая понимает картинки: в командной строке «ollama pull qwen2.5vl:7b» (около 6 ГБ) или на слабом компьютере «ollama pull gemma3:4b» (около 3 ГБ).</w:t>
+        <w:t xml:space="preserve">Установите Ollama (ollama.com) и один раз скачайте модель, которая понимает картинки: в командной строке «ollama pull qwen2.5vl:3b» (нужно 6–7 ГБ свободной памяти) или «ollama pull gemma3:4b» (ещё меньше). Модели 7b нужно около 12,5 ГБ свободной памяти — на компьютере с 16 ГБ она обычно не помещается.</w:t>
       </w:r>
     </w:p>
     <w:p>
